--- a/melee_brief_v1.3.docx
+++ b/melee_brief_v1.3.docx
@@ -2109,7 +2109,7 @@
           <w:sz w:val="20"/>
           <w:szCs w:val="20"/>
         </w:rPr>
-        <w:t xml:space="preserve">Pick reveals — staggered reveal mechanic for maximum drama; picks hidden until deadline then revealed progressively</w:t>
+        <w:t xml:space="preserve">Pick transparency — picks visible to the group immediately on submission; the Activity Feed shows changes in real time up to the deadline</w:t>
       </w:r>
     </w:p>
     <w:p>
